--- a/docx/02.Реферат_Каплич.docx
+++ b/docx/02.Реферат_Каплич.docx
@@ -275,7 +275,13 @@
       </w:r>
       <w:proofErr w:type="spellEnd"/>
       <w:r>
-        <w:t xml:space="preserve"> для сжатия вложений. Среда разработки — </w:t>
+        <w:t xml:space="preserve"> для сжатия вложений. Среда разработки </w:t>
+      </w:r>
+      <w:r>
+        <w:t>–</w:t>
+      </w:r>
+      <w:r>
+        <w:t xml:space="preserve"> </w:t>
       </w:r>
       <w:proofErr w:type="spellStart"/>
       <w:r>
